--- a/inst/extdata/hitopbr.docx
+++ b/inst/extdata/hitopbr.docx
@@ -5,18 +5,6 @@
     <w:p>
       <w:pPr>
         <w:pStyle w:val="FirstParagraph"/>
-      </w:pPr>
-      <w:r>
-        <w:rPr>
-          <w:b/>
-          <w:bCs/>
-        </w:rPr>
-        <w:t xml:space="preserve">HiTOP-BR Questionnaire</w:t>
-      </w:r>
-    </w:p>
-    <w:p>
-      <w:pPr>
-        <w:pStyle w:val="BodyText"/>
       </w:pPr>
       <w:r>
         <w:t xml:space="preserve">Please consider whether there have been significant times during the last 12 months during which the following statements applied to you. Then please select the option that best describes how well each statement described you during that period.</w:t>
@@ -12472,7 +12460,1151 @@
         </w:tc>
       </w:tr>
     </w:tbl>
+    <w:p>
+      <w:r>
+        <w:br w:type="page"/>
+      </w:r>
+    </w:p>
+    <w:p>
+      <w:pPr>
+        <w:pStyle w:val="BodyText"/>
+      </w:pPr>
+      <w:r>
+        <w:rPr>
+          <w:b/>
+          <w:bCs/>
+        </w:rPr>
+        <w:t xml:space="preserve">Scoring Instructions:</w:t>
+      </w:r>
+      <w:r>
+        <w:t xml:space="preserve"> </w:t>
+      </w:r>
+      <w:r>
+        <w:t xml:space="preserve">Average the responses for the following item numbers. No items are reverse-scored.</w:t>
+      </w:r>
+    </w:p>
+    <w:tbl xmlns:w="http://schemas.openxmlformats.org/wordprocessingml/2006/main" xmlns:r="http://schemas.openxmlformats.org/officeDocument/2006/relationships" xmlns:w14="http://schemas.microsoft.com/office/word/2010/wordml" xmlns:wp="http://schemas.openxmlformats.org/drawingml/2006/wordprocessingDrawing" xmlns:a="http://schemas.openxmlformats.org/drawingml/2006/main" xmlns:pic="http://schemas.openxmlformats.org/drawingml/2006/picture">
+      <w:tblPr>
+        <w:tblLayout w:type="fixed"/>
+        <w:jc w:val="center"/>
+        <w:tblLook w:firstRow="1" w:lastRow="0" w:firstColumn="0" w:lastColumn="0" w:noHBand="0" w:noVBand="1"/>
+      </w:tblPr>
+      <w:tblGrid>
+        <w:gridCol w:w="1800"/>
+        <w:gridCol w:w="3240"/>
+        <w:gridCol w:w="1800"/>
+        <w:gridCol w:w="3240"/>
+      </w:tblGrid>
+      <w:tr>
+        <w:trPr>
+          <w:trHeight w:val="360" w:hRule="auto"/>
+          <w:tblHeader/>
+        </w:trPr>
+        <w:tc>
+          <w:tcPr>
+            <w:tcBorders>
+              <w:bottom w:val="single" w:sz="12" w:space="0" w:color="000000"/>
+              <w:top w:val="single" w:sz="12" w:space="0" w:color="000000"/>
+              <w:left w:val="none" w:sz="0" w:space="0" w:color="000000"/>
+              <w:right w:val="none" w:sz="0" w:space="0" w:color="000000"/>
+            </w:tcBorders>
+            <w:shd w:val="clear" w:color="auto" w:fill="FFFFFF"/>
+            <w:tcMar>
+              <w:top w:w="0" w:type="dxa"/>
+              <w:bottom w:w="0" w:type="dxa"/>
+              <w:left w:w="0" w:type="dxa"/>
+              <w:right w:w="0" w:type="dxa"/>
+            </w:tcMar>
+            <w:vAlign w:val="center"/>
+          </w:tcPr>
+          <w:p>
+            <w:pPr>
+              <w:jc w:val="left"/>
+              <w:pBdr>
+                <w:bottom w:val="none" w:sz="0" w:space="0" w:color="000000"/>
+                <w:top w:val="none" w:sz="0" w:space="0" w:color="000000"/>
+                <w:left w:val="none" w:sz="0" w:space="0" w:color="000000"/>
+                <w:right w:val="none" w:sz="0" w:space="0" w:color="000000"/>
+              </w:pBdr>
+              <w:spacing w:after="60" w:before="60" w:line="240"/>
+              <w:ind w:left="60" w:right="60" w:firstLine="0" w:firstLineChars="0"/>
+              <w:rPr>
+                <w:rFonts w:ascii="Times New Roman" w:hAnsi="Times New Roman" w:eastAsia="Times New Roman" w:cs="Times New Roman"/>
+                <w:i w:val="false"/>
+                <w:b w:val="false"/>
+                <w:u w:val="none"/>
+                <w:strike w:val="false"/>
+                <w:sz w:val="18"/>
+                <w:szCs w:val="18"/>
+                <w:color w:val="000000"/>
+              </w:rPr>
+            </w:pPr>
+            <w:r xmlns:w="http://schemas.openxmlformats.org/wordprocessingml/2006/main" xmlns:wp="http://schemas.openxmlformats.org/drawingml/2006/wordprocessingDrawing" xmlns:r="http://schemas.openxmlformats.org/officeDocument/2006/relationships" xmlns:w14="http://schemas.microsoft.com/office/word/2010/wordml">
+              <w:rPr>
+                <w:rFonts w:ascii="Times New Roman" w:hAnsi="Times New Roman" w:eastAsia="Times New Roman" w:cs="Times New Roman"/>
+                <w:i w:val="false"/>
+                <w:b w:val="false"/>
+                <w:u w:val="none"/>
+                <w:strike w:val="false"/>
+                <w:sz w:val="18"/>
+                <w:szCs w:val="18"/>
+                <w:color w:val="000000"/>
+              </w:rPr>
+              <w:t xml:space="preserve">Scale</w:t>
+            </w:r>
+          </w:p>
+        </w:tc>
+        <w:tc>
+          <w:tcPr>
+            <w:tcBorders>
+              <w:bottom w:val="single" w:sz="12" w:space="0" w:color="000000"/>
+              <w:top w:val="single" w:sz="12" w:space="0" w:color="000000"/>
+              <w:left w:val="none" w:sz="0" w:space="0" w:color="000000"/>
+              <w:right w:val="none" w:sz="0" w:space="0" w:color="000000"/>
+            </w:tcBorders>
+            <w:shd w:val="clear" w:color="auto" w:fill="FFFFFF"/>
+            <w:tcMar>
+              <w:top w:w="0" w:type="dxa"/>
+              <w:bottom w:w="0" w:type="dxa"/>
+              <w:left w:w="0" w:type="dxa"/>
+              <w:right w:w="0" w:type="dxa"/>
+            </w:tcMar>
+            <w:vAlign w:val="center"/>
+          </w:tcPr>
+          <w:p>
+            <w:pPr>
+              <w:jc w:val="left"/>
+              <w:pBdr>
+                <w:bottom w:val="none" w:sz="0" w:space="0" w:color="000000"/>
+                <w:top w:val="none" w:sz="0" w:space="0" w:color="000000"/>
+                <w:left w:val="none" w:sz="0" w:space="0" w:color="000000"/>
+                <w:right w:val="none" w:sz="0" w:space="0" w:color="000000"/>
+              </w:pBdr>
+              <w:spacing w:after="60" w:before="60" w:line="240"/>
+              <w:ind w:left="60" w:right="60" w:firstLine="0" w:firstLineChars="0"/>
+              <w:rPr>
+                <w:rFonts w:ascii="Times New Roman" w:hAnsi="Times New Roman" w:eastAsia="Times New Roman" w:cs="Times New Roman"/>
+                <w:i w:val="false"/>
+                <w:b w:val="false"/>
+                <w:u w:val="none"/>
+                <w:strike w:val="false"/>
+                <w:sz w:val="18"/>
+                <w:szCs w:val="18"/>
+                <w:color w:val="000000"/>
+              </w:rPr>
+            </w:pPr>
+            <w:r xmlns:w="http://schemas.openxmlformats.org/wordprocessingml/2006/main" xmlns:wp="http://schemas.openxmlformats.org/drawingml/2006/wordprocessingDrawing" xmlns:r="http://schemas.openxmlformats.org/officeDocument/2006/relationships" xmlns:w14="http://schemas.microsoft.com/office/word/2010/wordml">
+              <w:rPr>
+                <w:rFonts w:ascii="Times New Roman" w:hAnsi="Times New Roman" w:eastAsia="Times New Roman" w:cs="Times New Roman"/>
+                <w:i w:val="false"/>
+                <w:b w:val="false"/>
+                <w:u w:val="none"/>
+                <w:strike w:val="false"/>
+                <w:sz w:val="18"/>
+                <w:szCs w:val="18"/>
+                <w:color w:val="000000"/>
+              </w:rPr>
+              <w:t xml:space="preserve">Items</w:t>
+            </w:r>
+          </w:p>
+        </w:tc>
+        <w:tc>
+          <w:tcPr>
+            <w:tcBorders>
+              <w:bottom w:val="single" w:sz="12" w:space="0" w:color="000000"/>
+              <w:top w:val="single" w:sz="12" w:space="0" w:color="000000"/>
+              <w:left w:val="none" w:sz="0" w:space="0" w:color="000000"/>
+              <w:right w:val="none" w:sz="0" w:space="0" w:color="000000"/>
+            </w:tcBorders>
+            <w:shd w:val="clear" w:color="auto" w:fill="FFFFFF"/>
+            <w:tcMar>
+              <w:top w:w="0" w:type="dxa"/>
+              <w:bottom w:w="0" w:type="dxa"/>
+              <w:left w:w="0" w:type="dxa"/>
+              <w:right w:w="0" w:type="dxa"/>
+            </w:tcMar>
+            <w:vAlign w:val="center"/>
+          </w:tcPr>
+          <w:p>
+            <w:pPr>
+              <w:jc w:val="left"/>
+              <w:pBdr>
+                <w:bottom w:val="none" w:sz="0" w:space="0" w:color="000000"/>
+                <w:top w:val="none" w:sz="0" w:space="0" w:color="000000"/>
+                <w:left w:val="none" w:sz="0" w:space="0" w:color="000000"/>
+                <w:right w:val="none" w:sz="0" w:space="0" w:color="000000"/>
+              </w:pBdr>
+              <w:spacing w:after="60" w:before="60" w:line="240"/>
+              <w:ind w:left="60" w:right="60" w:firstLine="0" w:firstLineChars="0"/>
+              <w:rPr>
+                <w:rFonts w:ascii="Times New Roman" w:hAnsi="Times New Roman" w:eastAsia="Times New Roman" w:cs="Times New Roman"/>
+                <w:i w:val="false"/>
+                <w:b w:val="false"/>
+                <w:u w:val="none"/>
+                <w:strike w:val="false"/>
+                <w:sz w:val="18"/>
+                <w:szCs w:val="18"/>
+                <w:color w:val="000000"/>
+              </w:rPr>
+            </w:pPr>
+            <w:r xmlns:w="http://schemas.openxmlformats.org/wordprocessingml/2006/main" xmlns:wp="http://schemas.openxmlformats.org/drawingml/2006/wordprocessingDrawing" xmlns:r="http://schemas.openxmlformats.org/officeDocument/2006/relationships" xmlns:w14="http://schemas.microsoft.com/office/word/2010/wordml">
+              <w:rPr>
+                <w:rFonts w:ascii="Times New Roman" w:hAnsi="Times New Roman" w:eastAsia="Times New Roman" w:cs="Times New Roman"/>
+                <w:i w:val="false"/>
+                <w:b w:val="false"/>
+                <w:u w:val="none"/>
+                <w:strike w:val="false"/>
+                <w:sz w:val="18"/>
+                <w:szCs w:val="18"/>
+                <w:color w:val="000000"/>
+              </w:rPr>
+              <w:t xml:space="preserve">Scale</w:t>
+            </w:r>
+          </w:p>
+        </w:tc>
+        <w:tc>
+          <w:tcPr>
+            <w:tcBorders>
+              <w:bottom w:val="single" w:sz="12" w:space="0" w:color="000000"/>
+              <w:top w:val="single" w:sz="12" w:space="0" w:color="000000"/>
+              <w:left w:val="none" w:sz="0" w:space="0" w:color="000000"/>
+              <w:right w:val="none" w:sz="0" w:space="0" w:color="000000"/>
+            </w:tcBorders>
+            <w:shd w:val="clear" w:color="auto" w:fill="FFFFFF"/>
+            <w:tcMar>
+              <w:top w:w="0" w:type="dxa"/>
+              <w:bottom w:w="0" w:type="dxa"/>
+              <w:left w:w="0" w:type="dxa"/>
+              <w:right w:w="0" w:type="dxa"/>
+            </w:tcMar>
+            <w:vAlign w:val="center"/>
+          </w:tcPr>
+          <w:p>
+            <w:pPr>
+              <w:jc w:val="left"/>
+              <w:pBdr>
+                <w:bottom w:val="none" w:sz="0" w:space="0" w:color="000000"/>
+                <w:top w:val="none" w:sz="0" w:space="0" w:color="000000"/>
+                <w:left w:val="none" w:sz="0" w:space="0" w:color="000000"/>
+                <w:right w:val="none" w:sz="0" w:space="0" w:color="000000"/>
+              </w:pBdr>
+              <w:spacing w:after="60" w:before="60" w:line="240"/>
+              <w:ind w:left="60" w:right="60" w:firstLine="0" w:firstLineChars="0"/>
+              <w:rPr>
+                <w:rFonts w:ascii="Times New Roman" w:hAnsi="Times New Roman" w:eastAsia="Times New Roman" w:cs="Times New Roman"/>
+                <w:i w:val="false"/>
+                <w:b w:val="false"/>
+                <w:u w:val="none"/>
+                <w:strike w:val="false"/>
+                <w:sz w:val="18"/>
+                <w:szCs w:val="18"/>
+                <w:color w:val="000000"/>
+              </w:rPr>
+            </w:pPr>
+            <w:r xmlns:w="http://schemas.openxmlformats.org/wordprocessingml/2006/main" xmlns:wp="http://schemas.openxmlformats.org/drawingml/2006/wordprocessingDrawing" xmlns:r="http://schemas.openxmlformats.org/officeDocument/2006/relationships" xmlns:w14="http://schemas.microsoft.com/office/word/2010/wordml">
+              <w:rPr>
+                <w:rFonts w:ascii="Times New Roman" w:hAnsi="Times New Roman" w:eastAsia="Times New Roman" w:cs="Times New Roman"/>
+                <w:i w:val="false"/>
+                <w:b w:val="false"/>
+                <w:u w:val="none"/>
+                <w:strike w:val="false"/>
+                <w:sz w:val="18"/>
+                <w:szCs w:val="18"/>
+                <w:color w:val="000000"/>
+              </w:rPr>
+              <w:t xml:space="preserve">Items</w:t>
+            </w:r>
+          </w:p>
+        </w:tc>
+      </w:tr>
+      <w:tr>
+        <w:trPr>
+          <w:trHeight w:val="360" w:hRule="auto"/>
+        </w:trPr>
+        <w:tc>
+          <w:tcPr>
+            <w:tcBorders>
+              <w:bottom w:val="none" w:sz="0" w:space="0" w:color="000000"/>
+              <w:top w:val="single" w:sz="12" w:space="0" w:color="000000"/>
+              <w:left w:val="none" w:sz="0" w:space="0" w:color="000000"/>
+              <w:right w:val="none" w:sz="0" w:space="0" w:color="000000"/>
+            </w:tcBorders>
+            <w:shd w:val="clear" w:color="auto" w:fill="FFFFFF"/>
+            <w:tcMar>
+              <w:top w:w="0" w:type="dxa"/>
+              <w:bottom w:w="0" w:type="dxa"/>
+              <w:left w:w="0" w:type="dxa"/>
+              <w:right w:w="0" w:type="dxa"/>
+            </w:tcMar>
+            <w:vAlign w:val="center"/>
+          </w:tcPr>
+          <w:p>
+            <w:pPr>
+              <w:jc w:val="left"/>
+              <w:pBdr>
+                <w:bottom w:val="none" w:sz="0" w:space="0" w:color="000000"/>
+                <w:top w:val="none" w:sz="0" w:space="0" w:color="000000"/>
+                <w:left w:val="none" w:sz="0" w:space="0" w:color="000000"/>
+                <w:right w:val="none" w:sz="0" w:space="0" w:color="000000"/>
+              </w:pBdr>
+              <w:spacing w:after="60" w:before="60" w:line="240"/>
+              <w:ind w:left="60" w:right="60" w:firstLine="0" w:firstLineChars="0"/>
+              <w:rPr>
+                <w:rFonts w:ascii="Times New Roman" w:hAnsi="Times New Roman" w:eastAsia="Times New Roman" w:cs="Times New Roman"/>
+                <w:i w:val="false"/>
+                <w:b w:val="false"/>
+                <w:u w:val="none"/>
+                <w:strike w:val="false"/>
+                <w:sz w:val="18"/>
+                <w:szCs w:val="18"/>
+                <w:color w:val="000000"/>
+              </w:rPr>
+            </w:pPr>
+            <w:r xmlns:w="http://schemas.openxmlformats.org/wordprocessingml/2006/main" xmlns:wp="http://schemas.openxmlformats.org/drawingml/2006/wordprocessingDrawing" xmlns:r="http://schemas.openxmlformats.org/officeDocument/2006/relationships" xmlns:w14="http://schemas.microsoft.com/office/word/2010/wordml">
+              <w:rPr>
+                <w:rFonts w:ascii="Times New Roman" w:hAnsi="Times New Roman" w:eastAsia="Times New Roman" w:cs="Times New Roman"/>
+                <w:i w:val="false"/>
+                <w:b w:val="false"/>
+                <w:u w:val="none"/>
+                <w:strike w:val="false"/>
+                <w:sz w:val="18"/>
+                <w:szCs w:val="18"/>
+                <w:color w:val="000000"/>
+              </w:rPr>
+              <w:t xml:space="preserve">Antagonism</w:t>
+            </w:r>
+          </w:p>
+        </w:tc>
+        <w:tc>
+          <w:tcPr>
+            <w:tcBorders>
+              <w:bottom w:val="none" w:sz="0" w:space="0" w:color="000000"/>
+              <w:top w:val="single" w:sz="12" w:space="0" w:color="000000"/>
+              <w:left w:val="none" w:sz="0" w:space="0" w:color="000000"/>
+              <w:right w:val="none" w:sz="0" w:space="0" w:color="000000"/>
+            </w:tcBorders>
+            <w:shd w:val="clear" w:color="auto" w:fill="FFFFFF"/>
+            <w:tcMar>
+              <w:top w:w="0" w:type="dxa"/>
+              <w:bottom w:w="0" w:type="dxa"/>
+              <w:left w:w="0" w:type="dxa"/>
+              <w:right w:w="0" w:type="dxa"/>
+            </w:tcMar>
+            <w:vAlign w:val="center"/>
+          </w:tcPr>
+          <w:p>
+            <w:pPr>
+              <w:jc w:val="left"/>
+              <w:pBdr>
+                <w:bottom w:val="none" w:sz="0" w:space="0" w:color="000000"/>
+                <w:top w:val="none" w:sz="0" w:space="0" w:color="000000"/>
+                <w:left w:val="none" w:sz="0" w:space="0" w:color="000000"/>
+                <w:right w:val="none" w:sz="0" w:space="0" w:color="000000"/>
+              </w:pBdr>
+              <w:spacing w:after="60" w:before="60" w:line="240"/>
+              <w:ind w:left="60" w:right="60" w:firstLine="0" w:firstLineChars="0"/>
+              <w:rPr>
+                <w:rFonts w:ascii="Times New Roman" w:hAnsi="Times New Roman" w:eastAsia="Times New Roman" w:cs="Times New Roman"/>
+                <w:i w:val="false"/>
+                <w:b w:val="false"/>
+                <w:u w:val="none"/>
+                <w:strike w:val="false"/>
+                <w:sz w:val="18"/>
+                <w:szCs w:val="18"/>
+                <w:color w:val="000000"/>
+              </w:rPr>
+            </w:pPr>
+            <w:r xmlns:w="http://schemas.openxmlformats.org/wordprocessingml/2006/main" xmlns:wp="http://schemas.openxmlformats.org/drawingml/2006/wordprocessingDrawing" xmlns:r="http://schemas.openxmlformats.org/officeDocument/2006/relationships" xmlns:w14="http://schemas.microsoft.com/office/word/2010/wordml">
+              <w:rPr>
+                <w:rFonts w:ascii="Times New Roman" w:hAnsi="Times New Roman" w:eastAsia="Times New Roman" w:cs="Times New Roman"/>
+                <w:i w:val="false"/>
+                <w:b w:val="false"/>
+                <w:u w:val="none"/>
+                <w:strike w:val="false"/>
+                <w:sz w:val="18"/>
+                <w:szCs w:val="18"/>
+                <w:color w:val="000000"/>
+              </w:rPr>
+              <w:t xml:space="preserve">1, 2, 5, 13, 25, 27, 33, 40, 45</w:t>
+            </w:r>
+          </w:p>
+        </w:tc>
+        <w:tc>
+          <w:tcPr>
+            <w:tcBorders>
+              <w:bottom w:val="none" w:sz="0" w:space="0" w:color="000000"/>
+              <w:top w:val="single" w:sz="12" w:space="0" w:color="000000"/>
+              <w:left w:val="none" w:sz="0" w:space="0" w:color="000000"/>
+              <w:right w:val="none" w:sz="0" w:space="0" w:color="000000"/>
+            </w:tcBorders>
+            <w:shd w:val="clear" w:color="auto" w:fill="FFFFFF"/>
+            <w:tcMar>
+              <w:top w:w="0" w:type="dxa"/>
+              <w:bottom w:w="0" w:type="dxa"/>
+              <w:left w:w="0" w:type="dxa"/>
+              <w:right w:w="0" w:type="dxa"/>
+            </w:tcMar>
+            <w:vAlign w:val="center"/>
+          </w:tcPr>
+          <w:p>
+            <w:pPr>
+              <w:jc w:val="left"/>
+              <w:pBdr>
+                <w:bottom w:val="none" w:sz="0" w:space="0" w:color="000000"/>
+                <w:top w:val="none" w:sz="0" w:space="0" w:color="000000"/>
+                <w:left w:val="none" w:sz="0" w:space="0" w:color="000000"/>
+                <w:right w:val="none" w:sz="0" w:space="0" w:color="000000"/>
+              </w:pBdr>
+              <w:spacing w:after="60" w:before="60" w:line="240"/>
+              <w:ind w:left="60" w:right="60" w:firstLine="0" w:firstLineChars="0"/>
+              <w:rPr>
+                <w:rFonts w:ascii="Times New Roman" w:hAnsi="Times New Roman" w:eastAsia="Times New Roman" w:cs="Times New Roman"/>
+                <w:i w:val="false"/>
+                <w:b w:val="false"/>
+                <w:u w:val="none"/>
+                <w:strike w:val="false"/>
+                <w:sz w:val="18"/>
+                <w:szCs w:val="18"/>
+                <w:color w:val="000000"/>
+              </w:rPr>
+            </w:pPr>
+            <w:r xmlns:w="http://schemas.openxmlformats.org/wordprocessingml/2006/main" xmlns:wp="http://schemas.openxmlformats.org/drawingml/2006/wordprocessingDrawing" xmlns:r="http://schemas.openxmlformats.org/officeDocument/2006/relationships" xmlns:w14="http://schemas.microsoft.com/office/word/2010/wordml">
+              <w:rPr>
+                <w:rFonts w:ascii="Times New Roman" w:hAnsi="Times New Roman" w:eastAsia="Times New Roman" w:cs="Times New Roman"/>
+                <w:i w:val="false"/>
+                <w:b w:val="false"/>
+                <w:u w:val="none"/>
+                <w:strike w:val="false"/>
+                <w:sz w:val="18"/>
+                <w:szCs w:val="18"/>
+                <w:color w:val="000000"/>
+              </w:rPr>
+              <w:t xml:space="preserve">Internalizing</w:t>
+            </w:r>
+          </w:p>
+        </w:tc>
+        <w:tc>
+          <w:tcPr>
+            <w:tcBorders>
+              <w:bottom w:val="none" w:sz="0" w:space="0" w:color="000000"/>
+              <w:top w:val="single" w:sz="12" w:space="0" w:color="000000"/>
+              <w:left w:val="none" w:sz="0" w:space="0" w:color="000000"/>
+              <w:right w:val="none" w:sz="0" w:space="0" w:color="000000"/>
+            </w:tcBorders>
+            <w:shd w:val="clear" w:color="auto" w:fill="FFFFFF"/>
+            <w:tcMar>
+              <w:top w:w="0" w:type="dxa"/>
+              <w:bottom w:w="0" w:type="dxa"/>
+              <w:left w:w="0" w:type="dxa"/>
+              <w:right w:w="0" w:type="dxa"/>
+            </w:tcMar>
+            <w:vAlign w:val="center"/>
+          </w:tcPr>
+          <w:p>
+            <w:pPr>
+              <w:jc w:val="left"/>
+              <w:pBdr>
+                <w:bottom w:val="none" w:sz="0" w:space="0" w:color="000000"/>
+                <w:top w:val="none" w:sz="0" w:space="0" w:color="000000"/>
+                <w:left w:val="none" w:sz="0" w:space="0" w:color="000000"/>
+                <w:right w:val="none" w:sz="0" w:space="0" w:color="000000"/>
+              </w:pBdr>
+              <w:spacing w:after="60" w:before="60" w:line="240"/>
+              <w:ind w:left="60" w:right="60" w:firstLine="0" w:firstLineChars="0"/>
+              <w:rPr>
+                <w:rFonts w:ascii="Times New Roman" w:hAnsi="Times New Roman" w:eastAsia="Times New Roman" w:cs="Times New Roman"/>
+                <w:i w:val="false"/>
+                <w:b w:val="false"/>
+                <w:u w:val="none"/>
+                <w:strike w:val="false"/>
+                <w:sz w:val="18"/>
+                <w:szCs w:val="18"/>
+                <w:color w:val="000000"/>
+              </w:rPr>
+            </w:pPr>
+            <w:r xmlns:w="http://schemas.openxmlformats.org/wordprocessingml/2006/main" xmlns:wp="http://schemas.openxmlformats.org/drawingml/2006/wordprocessingDrawing" xmlns:r="http://schemas.openxmlformats.org/officeDocument/2006/relationships" xmlns:w14="http://schemas.microsoft.com/office/word/2010/wordml">
+              <w:rPr>
+                <w:rFonts w:ascii="Times New Roman" w:hAnsi="Times New Roman" w:eastAsia="Times New Roman" w:cs="Times New Roman"/>
+                <w:i w:val="false"/>
+                <w:b w:val="false"/>
+                <w:u w:val="none"/>
+                <w:strike w:val="false"/>
+                <w:sz w:val="18"/>
+                <w:szCs w:val="18"/>
+                <w:color w:val="000000"/>
+              </w:rPr>
+              <w:t xml:space="preserve">8, 9, 18, 22, 23, 42, 44</w:t>
+            </w:r>
+          </w:p>
+        </w:tc>
+      </w:tr>
+      <w:tr>
+        <w:trPr>
+          <w:trHeight w:val="360" w:hRule="auto"/>
+        </w:trPr>
+        <w:tc>
+          <w:tcPr>
+            <w:tcBorders>
+              <w:bottom w:val="none" w:sz="0" w:space="0" w:color="000000"/>
+              <w:top w:val="none" w:sz="0" w:space="0" w:color="000000"/>
+              <w:left w:val="none" w:sz="0" w:space="0" w:color="000000"/>
+              <w:right w:val="none" w:sz="0" w:space="0" w:color="000000"/>
+            </w:tcBorders>
+            <w:shd w:val="clear" w:color="auto" w:fill="FFFFFF"/>
+            <w:tcMar>
+              <w:top w:w="0" w:type="dxa"/>
+              <w:bottom w:w="0" w:type="dxa"/>
+              <w:left w:w="0" w:type="dxa"/>
+              <w:right w:w="0" w:type="dxa"/>
+            </w:tcMar>
+            <w:vAlign w:val="center"/>
+          </w:tcPr>
+          <w:p>
+            <w:pPr>
+              <w:jc w:val="left"/>
+              <w:pBdr>
+                <w:bottom w:val="none" w:sz="0" w:space="0" w:color="000000"/>
+                <w:top w:val="none" w:sz="0" w:space="0" w:color="000000"/>
+                <w:left w:val="none" w:sz="0" w:space="0" w:color="000000"/>
+                <w:right w:val="none" w:sz="0" w:space="0" w:color="000000"/>
+              </w:pBdr>
+              <w:spacing w:after="60" w:before="60" w:line="240"/>
+              <w:ind w:left="60" w:right="60" w:firstLine="0" w:firstLineChars="0"/>
+              <w:rPr>
+                <w:rFonts w:ascii="Times New Roman" w:hAnsi="Times New Roman" w:eastAsia="Times New Roman" w:cs="Times New Roman"/>
+                <w:i w:val="false"/>
+                <w:b w:val="false"/>
+                <w:u w:val="none"/>
+                <w:strike w:val="false"/>
+                <w:sz w:val="18"/>
+                <w:szCs w:val="18"/>
+                <w:color w:val="000000"/>
+              </w:rPr>
+            </w:pPr>
+            <w:r xmlns:w="http://schemas.openxmlformats.org/wordprocessingml/2006/main" xmlns:wp="http://schemas.openxmlformats.org/drawingml/2006/wordprocessingDrawing" xmlns:r="http://schemas.openxmlformats.org/officeDocument/2006/relationships" xmlns:w14="http://schemas.microsoft.com/office/word/2010/wordml">
+              <w:rPr>
+                <w:rFonts w:ascii="Times New Roman" w:hAnsi="Times New Roman" w:eastAsia="Times New Roman" w:cs="Times New Roman"/>
+                <w:i w:val="false"/>
+                <w:b w:val="false"/>
+                <w:u w:val="none"/>
+                <w:strike w:val="false"/>
+                <w:sz w:val="18"/>
+                <w:szCs w:val="18"/>
+                <w:color w:val="000000"/>
+              </w:rPr>
+              <w:t xml:space="preserve">Detachment</w:t>
+            </w:r>
+          </w:p>
+        </w:tc>
+        <w:tc>
+          <w:tcPr>
+            <w:tcBorders>
+              <w:bottom w:val="none" w:sz="0" w:space="0" w:color="000000"/>
+              <w:top w:val="none" w:sz="0" w:space="0" w:color="000000"/>
+              <w:left w:val="none" w:sz="0" w:space="0" w:color="000000"/>
+              <w:right w:val="none" w:sz="0" w:space="0" w:color="000000"/>
+            </w:tcBorders>
+            <w:shd w:val="clear" w:color="auto" w:fill="FFFFFF"/>
+            <w:tcMar>
+              <w:top w:w="0" w:type="dxa"/>
+              <w:bottom w:w="0" w:type="dxa"/>
+              <w:left w:w="0" w:type="dxa"/>
+              <w:right w:w="0" w:type="dxa"/>
+            </w:tcMar>
+            <w:vAlign w:val="center"/>
+          </w:tcPr>
+          <w:p>
+            <w:pPr>
+              <w:jc w:val="left"/>
+              <w:pBdr>
+                <w:bottom w:val="none" w:sz="0" w:space="0" w:color="000000"/>
+                <w:top w:val="none" w:sz="0" w:space="0" w:color="000000"/>
+                <w:left w:val="none" w:sz="0" w:space="0" w:color="000000"/>
+                <w:right w:val="none" w:sz="0" w:space="0" w:color="000000"/>
+              </w:pBdr>
+              <w:spacing w:after="60" w:before="60" w:line="240"/>
+              <w:ind w:left="60" w:right="60" w:firstLine="0" w:firstLineChars="0"/>
+              <w:rPr>
+                <w:rFonts w:ascii="Times New Roman" w:hAnsi="Times New Roman" w:eastAsia="Times New Roman" w:cs="Times New Roman"/>
+                <w:i w:val="false"/>
+                <w:b w:val="false"/>
+                <w:u w:val="none"/>
+                <w:strike w:val="false"/>
+                <w:sz w:val="18"/>
+                <w:szCs w:val="18"/>
+                <w:color w:val="000000"/>
+              </w:rPr>
+            </w:pPr>
+            <w:r xmlns:w="http://schemas.openxmlformats.org/wordprocessingml/2006/main" xmlns:wp="http://schemas.openxmlformats.org/drawingml/2006/wordprocessingDrawing" xmlns:r="http://schemas.openxmlformats.org/officeDocument/2006/relationships" xmlns:w14="http://schemas.microsoft.com/office/word/2010/wordml">
+              <w:rPr>
+                <w:rFonts w:ascii="Times New Roman" w:hAnsi="Times New Roman" w:eastAsia="Times New Roman" w:cs="Times New Roman"/>
+                <w:i w:val="false"/>
+                <w:b w:val="false"/>
+                <w:u w:val="none"/>
+                <w:strike w:val="false"/>
+                <w:sz w:val="18"/>
+                <w:szCs w:val="18"/>
+                <w:color w:val="000000"/>
+              </w:rPr>
+              <w:t xml:space="preserve">7, 12, 30, 31, 36, 37</w:t>
+            </w:r>
+          </w:p>
+        </w:tc>
+        <w:tc>
+          <w:tcPr>
+            <w:tcBorders>
+              <w:bottom w:val="none" w:sz="0" w:space="0" w:color="000000"/>
+              <w:top w:val="none" w:sz="0" w:space="0" w:color="000000"/>
+              <w:left w:val="none" w:sz="0" w:space="0" w:color="000000"/>
+              <w:right w:val="none" w:sz="0" w:space="0" w:color="000000"/>
+            </w:tcBorders>
+            <w:shd w:val="clear" w:color="auto" w:fill="FFFFFF"/>
+            <w:tcMar>
+              <w:top w:w="0" w:type="dxa"/>
+              <w:bottom w:w="0" w:type="dxa"/>
+              <w:left w:w="0" w:type="dxa"/>
+              <w:right w:w="0" w:type="dxa"/>
+            </w:tcMar>
+            <w:vAlign w:val="center"/>
+          </w:tcPr>
+          <w:p>
+            <w:pPr>
+              <w:jc w:val="left"/>
+              <w:pBdr>
+                <w:bottom w:val="none" w:sz="0" w:space="0" w:color="000000"/>
+                <w:top w:val="none" w:sz="0" w:space="0" w:color="000000"/>
+                <w:left w:val="none" w:sz="0" w:space="0" w:color="000000"/>
+                <w:right w:val="none" w:sz="0" w:space="0" w:color="000000"/>
+              </w:pBdr>
+              <w:spacing w:after="60" w:before="60" w:line="240"/>
+              <w:ind w:left="60" w:right="60" w:firstLine="0" w:firstLineChars="0"/>
+              <w:rPr>
+                <w:rFonts w:ascii="Times New Roman" w:hAnsi="Times New Roman" w:eastAsia="Times New Roman" w:cs="Times New Roman"/>
+                <w:i w:val="false"/>
+                <w:b w:val="false"/>
+                <w:u w:val="none"/>
+                <w:strike w:val="false"/>
+                <w:sz w:val="18"/>
+                <w:szCs w:val="18"/>
+                <w:color w:val="000000"/>
+              </w:rPr>
+            </w:pPr>
+            <w:r xmlns:w="http://schemas.openxmlformats.org/wordprocessingml/2006/main" xmlns:wp="http://schemas.openxmlformats.org/drawingml/2006/wordprocessingDrawing" xmlns:r="http://schemas.openxmlformats.org/officeDocument/2006/relationships" xmlns:w14="http://schemas.microsoft.com/office/word/2010/wordml">
+              <w:rPr>
+                <w:rFonts w:ascii="Times New Roman" w:hAnsi="Times New Roman" w:eastAsia="Times New Roman" w:cs="Times New Roman"/>
+                <w:i w:val="false"/>
+                <w:b w:val="false"/>
+                <w:u w:val="none"/>
+                <w:strike w:val="false"/>
+                <w:sz w:val="18"/>
+                <w:szCs w:val="18"/>
+                <w:color w:val="000000"/>
+              </w:rPr>
+              <w:t xml:space="preserve">Somatoform</w:t>
+            </w:r>
+          </w:p>
+        </w:tc>
+        <w:tc>
+          <w:tcPr>
+            <w:tcBorders>
+              <w:bottom w:val="none" w:sz="0" w:space="0" w:color="000000"/>
+              <w:top w:val="none" w:sz="0" w:space="0" w:color="000000"/>
+              <w:left w:val="none" w:sz="0" w:space="0" w:color="000000"/>
+              <w:right w:val="none" w:sz="0" w:space="0" w:color="000000"/>
+            </w:tcBorders>
+            <w:shd w:val="clear" w:color="auto" w:fill="FFFFFF"/>
+            <w:tcMar>
+              <w:top w:w="0" w:type="dxa"/>
+              <w:bottom w:w="0" w:type="dxa"/>
+              <w:left w:w="0" w:type="dxa"/>
+              <w:right w:w="0" w:type="dxa"/>
+            </w:tcMar>
+            <w:vAlign w:val="center"/>
+          </w:tcPr>
+          <w:p>
+            <w:pPr>
+              <w:jc w:val="left"/>
+              <w:pBdr>
+                <w:bottom w:val="none" w:sz="0" w:space="0" w:color="000000"/>
+                <w:top w:val="none" w:sz="0" w:space="0" w:color="000000"/>
+                <w:left w:val="none" w:sz="0" w:space="0" w:color="000000"/>
+                <w:right w:val="none" w:sz="0" w:space="0" w:color="000000"/>
+              </w:pBdr>
+              <w:spacing w:after="60" w:before="60" w:line="240"/>
+              <w:ind w:left="60" w:right="60" w:firstLine="0" w:firstLineChars="0"/>
+              <w:rPr>
+                <w:rFonts w:ascii="Times New Roman" w:hAnsi="Times New Roman" w:eastAsia="Times New Roman" w:cs="Times New Roman"/>
+                <w:i w:val="false"/>
+                <w:b w:val="false"/>
+                <w:u w:val="none"/>
+                <w:strike w:val="false"/>
+                <w:sz w:val="18"/>
+                <w:szCs w:val="18"/>
+                <w:color w:val="000000"/>
+              </w:rPr>
+            </w:pPr>
+            <w:r xmlns:w="http://schemas.openxmlformats.org/wordprocessingml/2006/main" xmlns:wp="http://schemas.openxmlformats.org/drawingml/2006/wordprocessingDrawing" xmlns:r="http://schemas.openxmlformats.org/officeDocument/2006/relationships" xmlns:w14="http://schemas.microsoft.com/office/word/2010/wordml">
+              <w:rPr>
+                <w:rFonts w:ascii="Times New Roman" w:hAnsi="Times New Roman" w:eastAsia="Times New Roman" w:cs="Times New Roman"/>
+                <w:i w:val="false"/>
+                <w:b w:val="false"/>
+                <w:u w:val="none"/>
+                <w:strike w:val="false"/>
+                <w:sz w:val="18"/>
+                <w:szCs w:val="18"/>
+                <w:color w:val="000000"/>
+              </w:rPr>
+              <w:t xml:space="preserve">6, 10, 14, 17, 19, 21, 26, 41</w:t>
+            </w:r>
+          </w:p>
+        </w:tc>
+      </w:tr>
+      <w:tr>
+        <w:trPr>
+          <w:trHeight w:val="360" w:hRule="auto"/>
+        </w:trPr>
+        <w:tc>
+          <w:tcPr>
+            <w:tcBorders>
+              <w:bottom w:val="none" w:sz="0" w:space="0" w:color="000000"/>
+              <w:top w:val="none" w:sz="0" w:space="0" w:color="000000"/>
+              <w:left w:val="none" w:sz="0" w:space="0" w:color="000000"/>
+              <w:right w:val="none" w:sz="0" w:space="0" w:color="000000"/>
+            </w:tcBorders>
+            <w:shd w:val="clear" w:color="auto" w:fill="FFFFFF"/>
+            <w:tcMar>
+              <w:top w:w="0" w:type="dxa"/>
+              <w:bottom w:w="0" w:type="dxa"/>
+              <w:left w:w="0" w:type="dxa"/>
+              <w:right w:w="0" w:type="dxa"/>
+            </w:tcMar>
+            <w:vAlign w:val="center"/>
+          </w:tcPr>
+          <w:p>
+            <w:pPr>
+              <w:jc w:val="left"/>
+              <w:pBdr>
+                <w:bottom w:val="none" w:sz="0" w:space="0" w:color="000000"/>
+                <w:top w:val="none" w:sz="0" w:space="0" w:color="000000"/>
+                <w:left w:val="none" w:sz="0" w:space="0" w:color="000000"/>
+                <w:right w:val="none" w:sz="0" w:space="0" w:color="000000"/>
+              </w:pBdr>
+              <w:spacing w:after="60" w:before="60" w:line="240"/>
+              <w:ind w:left="60" w:right="60" w:firstLine="0" w:firstLineChars="0"/>
+              <w:rPr>
+                <w:rFonts w:ascii="Times New Roman" w:hAnsi="Times New Roman" w:eastAsia="Times New Roman" w:cs="Times New Roman"/>
+                <w:i w:val="false"/>
+                <w:b w:val="false"/>
+                <w:u w:val="none"/>
+                <w:strike w:val="false"/>
+                <w:sz w:val="18"/>
+                <w:szCs w:val="18"/>
+                <w:color w:val="000000"/>
+              </w:rPr>
+            </w:pPr>
+            <w:r xmlns:w="http://schemas.openxmlformats.org/wordprocessingml/2006/main" xmlns:wp="http://schemas.openxmlformats.org/drawingml/2006/wordprocessingDrawing" xmlns:r="http://schemas.openxmlformats.org/officeDocument/2006/relationships" xmlns:w14="http://schemas.microsoft.com/office/word/2010/wordml">
+              <w:rPr>
+                <w:rFonts w:ascii="Times New Roman" w:hAnsi="Times New Roman" w:eastAsia="Times New Roman" w:cs="Times New Roman"/>
+                <w:i w:val="false"/>
+                <w:b w:val="false"/>
+                <w:u w:val="none"/>
+                <w:strike w:val="false"/>
+                <w:sz w:val="18"/>
+                <w:szCs w:val="18"/>
+                <w:color w:val="000000"/>
+              </w:rPr>
+              <w:t xml:space="preserve">Disinhibition</w:t>
+            </w:r>
+          </w:p>
+        </w:tc>
+        <w:tc>
+          <w:tcPr>
+            <w:tcBorders>
+              <w:bottom w:val="none" w:sz="0" w:space="0" w:color="000000"/>
+              <w:top w:val="none" w:sz="0" w:space="0" w:color="000000"/>
+              <w:left w:val="none" w:sz="0" w:space="0" w:color="000000"/>
+              <w:right w:val="none" w:sz="0" w:space="0" w:color="000000"/>
+            </w:tcBorders>
+            <w:shd w:val="clear" w:color="auto" w:fill="FFFFFF"/>
+            <w:tcMar>
+              <w:top w:w="0" w:type="dxa"/>
+              <w:bottom w:w="0" w:type="dxa"/>
+              <w:left w:w="0" w:type="dxa"/>
+              <w:right w:w="0" w:type="dxa"/>
+            </w:tcMar>
+            <w:vAlign w:val="center"/>
+          </w:tcPr>
+          <w:p>
+            <w:pPr>
+              <w:jc w:val="left"/>
+              <w:pBdr>
+                <w:bottom w:val="none" w:sz="0" w:space="0" w:color="000000"/>
+                <w:top w:val="none" w:sz="0" w:space="0" w:color="000000"/>
+                <w:left w:val="none" w:sz="0" w:space="0" w:color="000000"/>
+                <w:right w:val="none" w:sz="0" w:space="0" w:color="000000"/>
+              </w:pBdr>
+              <w:spacing w:after="60" w:before="60" w:line="240"/>
+              <w:ind w:left="60" w:right="60" w:firstLine="0" w:firstLineChars="0"/>
+              <w:rPr>
+                <w:rFonts w:ascii="Times New Roman" w:hAnsi="Times New Roman" w:eastAsia="Times New Roman" w:cs="Times New Roman"/>
+                <w:i w:val="false"/>
+                <w:b w:val="false"/>
+                <w:u w:val="none"/>
+                <w:strike w:val="false"/>
+                <w:sz w:val="18"/>
+                <w:szCs w:val="18"/>
+                <w:color w:val="000000"/>
+              </w:rPr>
+            </w:pPr>
+            <w:r xmlns:w="http://schemas.openxmlformats.org/wordprocessingml/2006/main" xmlns:wp="http://schemas.openxmlformats.org/drawingml/2006/wordprocessingDrawing" xmlns:r="http://schemas.openxmlformats.org/officeDocument/2006/relationships" xmlns:w14="http://schemas.microsoft.com/office/word/2010/wordml">
+              <w:rPr>
+                <w:rFonts w:ascii="Times New Roman" w:hAnsi="Times New Roman" w:eastAsia="Times New Roman" w:cs="Times New Roman"/>
+                <w:i w:val="false"/>
+                <w:b w:val="false"/>
+                <w:u w:val="none"/>
+                <w:strike w:val="false"/>
+                <w:sz w:val="18"/>
+                <w:szCs w:val="18"/>
+                <w:color w:val="000000"/>
+              </w:rPr>
+              <w:t xml:space="preserve">15, 16, 20, 24, 29, 32, 34, 35, 43</w:t>
+            </w:r>
+          </w:p>
+        </w:tc>
+        <w:tc>
+          <w:tcPr>
+            <w:tcBorders>
+              <w:bottom w:val="none" w:sz="0" w:space="0" w:color="000000"/>
+              <w:top w:val="none" w:sz="0" w:space="0" w:color="000000"/>
+              <w:left w:val="none" w:sz="0" w:space="0" w:color="000000"/>
+              <w:right w:val="none" w:sz="0" w:space="0" w:color="000000"/>
+            </w:tcBorders>
+            <w:shd w:val="clear" w:color="auto" w:fill="FFFFFF"/>
+            <w:tcMar>
+              <w:top w:w="0" w:type="dxa"/>
+              <w:bottom w:w="0" w:type="dxa"/>
+              <w:left w:w="0" w:type="dxa"/>
+              <w:right w:w="0" w:type="dxa"/>
+            </w:tcMar>
+            <w:vAlign w:val="center"/>
+          </w:tcPr>
+          <w:p>
+            <w:pPr>
+              <w:jc w:val="left"/>
+              <w:pBdr>
+                <w:bottom w:val="none" w:sz="0" w:space="0" w:color="000000"/>
+                <w:top w:val="none" w:sz="0" w:space="0" w:color="000000"/>
+                <w:left w:val="none" w:sz="0" w:space="0" w:color="000000"/>
+                <w:right w:val="none" w:sz="0" w:space="0" w:color="000000"/>
+              </w:pBdr>
+              <w:spacing w:after="60" w:before="60" w:line="240"/>
+              <w:ind w:left="60" w:right="60" w:firstLine="0" w:firstLineChars="0"/>
+              <w:rPr>
+                <w:rFonts w:ascii="Times New Roman" w:hAnsi="Times New Roman" w:eastAsia="Times New Roman" w:cs="Times New Roman"/>
+                <w:i w:val="false"/>
+                <w:b w:val="false"/>
+                <w:u w:val="none"/>
+                <w:strike w:val="false"/>
+                <w:sz w:val="18"/>
+                <w:szCs w:val="18"/>
+                <w:color w:val="000000"/>
+              </w:rPr>
+            </w:pPr>
+            <w:r xmlns:w="http://schemas.openxmlformats.org/wordprocessingml/2006/main" xmlns:wp="http://schemas.openxmlformats.org/drawingml/2006/wordprocessingDrawing" xmlns:r="http://schemas.openxmlformats.org/officeDocument/2006/relationships" xmlns:w14="http://schemas.microsoft.com/office/word/2010/wordml">
+              <w:rPr>
+                <w:rFonts w:ascii="Times New Roman" w:hAnsi="Times New Roman" w:eastAsia="Times New Roman" w:cs="Times New Roman"/>
+                <w:i w:val="false"/>
+                <w:b w:val="false"/>
+                <w:u w:val="none"/>
+                <w:strike w:val="false"/>
+                <w:sz w:val="18"/>
+                <w:szCs w:val="18"/>
+                <w:color w:val="000000"/>
+              </w:rPr>
+              <w:t xml:space="preserve">Thought Disorder</w:t>
+            </w:r>
+          </w:p>
+        </w:tc>
+        <w:tc>
+          <w:tcPr>
+            <w:tcBorders>
+              <w:bottom w:val="none" w:sz="0" w:space="0" w:color="000000"/>
+              <w:top w:val="none" w:sz="0" w:space="0" w:color="000000"/>
+              <w:left w:val="none" w:sz="0" w:space="0" w:color="000000"/>
+              <w:right w:val="none" w:sz="0" w:space="0" w:color="000000"/>
+            </w:tcBorders>
+            <w:shd w:val="clear" w:color="auto" w:fill="FFFFFF"/>
+            <w:tcMar>
+              <w:top w:w="0" w:type="dxa"/>
+              <w:bottom w:w="0" w:type="dxa"/>
+              <w:left w:w="0" w:type="dxa"/>
+              <w:right w:w="0" w:type="dxa"/>
+            </w:tcMar>
+            <w:vAlign w:val="center"/>
+          </w:tcPr>
+          <w:p>
+            <w:pPr>
+              <w:jc w:val="left"/>
+              <w:pBdr>
+                <w:bottom w:val="none" w:sz="0" w:space="0" w:color="000000"/>
+                <w:top w:val="none" w:sz="0" w:space="0" w:color="000000"/>
+                <w:left w:val="none" w:sz="0" w:space="0" w:color="000000"/>
+                <w:right w:val="none" w:sz="0" w:space="0" w:color="000000"/>
+              </w:pBdr>
+              <w:spacing w:after="60" w:before="60" w:line="240"/>
+              <w:ind w:left="60" w:right="60" w:firstLine="0" w:firstLineChars="0"/>
+              <w:rPr>
+                <w:rFonts w:ascii="Times New Roman" w:hAnsi="Times New Roman" w:eastAsia="Times New Roman" w:cs="Times New Roman"/>
+                <w:i w:val="false"/>
+                <w:b w:val="false"/>
+                <w:u w:val="none"/>
+                <w:strike w:val="false"/>
+                <w:sz w:val="18"/>
+                <w:szCs w:val="18"/>
+                <w:color w:val="000000"/>
+              </w:rPr>
+            </w:pPr>
+            <w:r xmlns:w="http://schemas.openxmlformats.org/wordprocessingml/2006/main" xmlns:wp="http://schemas.openxmlformats.org/drawingml/2006/wordprocessingDrawing" xmlns:r="http://schemas.openxmlformats.org/officeDocument/2006/relationships" xmlns:w14="http://schemas.microsoft.com/office/word/2010/wordml">
+              <w:rPr>
+                <w:rFonts w:ascii="Times New Roman" w:hAnsi="Times New Roman" w:eastAsia="Times New Roman" w:cs="Times New Roman"/>
+                <w:i w:val="false"/>
+                <w:b w:val="false"/>
+                <w:u w:val="none"/>
+                <w:strike w:val="false"/>
+                <w:sz w:val="18"/>
+                <w:szCs w:val="18"/>
+                <w:color w:val="000000"/>
+              </w:rPr>
+              <w:t xml:space="preserve">3, 4, 11, 28, 38, 39</w:t>
+            </w:r>
+          </w:p>
+        </w:tc>
+      </w:tr>
+      <w:tr>
+        <w:trPr>
+          <w:trHeight w:val="360" w:hRule="auto"/>
+        </w:trPr>
+        <w:tc>
+          <w:tcPr>
+            <w:tcBorders>
+              <w:bottom w:val="single" w:sz="12" w:space="0" w:color="666666"/>
+              <w:top w:val="none" w:sz="0" w:space="0" w:color="000000"/>
+              <w:left w:val="none" w:sz="0" w:space="0" w:color="000000"/>
+              <w:right w:val="none" w:sz="0" w:space="0" w:color="000000"/>
+            </w:tcBorders>
+            <w:shd w:val="clear" w:color="auto" w:fill="FFFFFF"/>
+            <w:tcMar>
+              <w:top w:w="0" w:type="dxa"/>
+              <w:bottom w:w="0" w:type="dxa"/>
+              <w:left w:w="0" w:type="dxa"/>
+              <w:right w:w="0" w:type="dxa"/>
+            </w:tcMar>
+            <w:vAlign w:val="center"/>
+          </w:tcPr>
+          <w:p>
+            <w:pPr>
+              <w:jc w:val="left"/>
+              <w:pBdr>
+                <w:bottom w:val="none" w:sz="0" w:space="0" w:color="000000"/>
+                <w:top w:val="none" w:sz="0" w:space="0" w:color="000000"/>
+                <w:left w:val="none" w:sz="0" w:space="0" w:color="000000"/>
+                <w:right w:val="none" w:sz="0" w:space="0" w:color="000000"/>
+              </w:pBdr>
+              <w:spacing w:after="60" w:before="60" w:line="240"/>
+              <w:ind w:left="60" w:right="60" w:firstLine="0" w:firstLineChars="0"/>
+              <w:rPr>
+                <w:rFonts w:ascii="Times New Roman" w:hAnsi="Times New Roman" w:eastAsia="Times New Roman" w:cs="Times New Roman"/>
+                <w:i w:val="false"/>
+                <w:b w:val="false"/>
+                <w:u w:val="none"/>
+                <w:strike w:val="false"/>
+                <w:sz w:val="18"/>
+                <w:szCs w:val="18"/>
+                <w:color w:val="000000"/>
+              </w:rPr>
+            </w:pPr>
+            <w:r xmlns:w="http://schemas.openxmlformats.org/wordprocessingml/2006/main" xmlns:wp="http://schemas.openxmlformats.org/drawingml/2006/wordprocessingDrawing" xmlns:r="http://schemas.openxmlformats.org/officeDocument/2006/relationships" xmlns:w14="http://schemas.microsoft.com/office/word/2010/wordml">
+              <w:rPr>
+                <w:rFonts w:ascii="Times New Roman" w:hAnsi="Times New Roman" w:eastAsia="Times New Roman" w:cs="Times New Roman"/>
+                <w:i w:val="false"/>
+                <w:b w:val="false"/>
+                <w:u w:val="none"/>
+                <w:strike w:val="false"/>
+                <w:sz w:val="18"/>
+                <w:szCs w:val="18"/>
+                <w:color w:val="000000"/>
+              </w:rPr>
+              <w:t xml:space="preserve">Externalizing</w:t>
+            </w:r>
+          </w:p>
+        </w:tc>
+        <w:tc>
+          <w:tcPr>
+            <w:tcBorders>
+              <w:bottom w:val="single" w:sz="12" w:space="0" w:color="666666"/>
+              <w:top w:val="none" w:sz="0" w:space="0" w:color="000000"/>
+              <w:left w:val="none" w:sz="0" w:space="0" w:color="000000"/>
+              <w:right w:val="none" w:sz="0" w:space="0" w:color="000000"/>
+            </w:tcBorders>
+            <w:shd w:val="clear" w:color="auto" w:fill="FFFFFF"/>
+            <w:tcMar>
+              <w:top w:w="0" w:type="dxa"/>
+              <w:bottom w:w="0" w:type="dxa"/>
+              <w:left w:w="0" w:type="dxa"/>
+              <w:right w:w="0" w:type="dxa"/>
+            </w:tcMar>
+            <w:vAlign w:val="center"/>
+          </w:tcPr>
+          <w:p>
+            <w:pPr>
+              <w:jc w:val="left"/>
+              <w:pBdr>
+                <w:bottom w:val="none" w:sz="0" w:space="0" w:color="000000"/>
+                <w:top w:val="none" w:sz="0" w:space="0" w:color="000000"/>
+                <w:left w:val="none" w:sz="0" w:space="0" w:color="000000"/>
+                <w:right w:val="none" w:sz="0" w:space="0" w:color="000000"/>
+              </w:pBdr>
+              <w:spacing w:after="60" w:before="60" w:line="240"/>
+              <w:ind w:left="60" w:right="60" w:firstLine="0" w:firstLineChars="0"/>
+              <w:rPr>
+                <w:rFonts w:ascii="Times New Roman" w:hAnsi="Times New Roman" w:eastAsia="Times New Roman" w:cs="Times New Roman"/>
+                <w:i w:val="false"/>
+                <w:b w:val="false"/>
+                <w:u w:val="none"/>
+                <w:strike w:val="false"/>
+                <w:sz w:val="18"/>
+                <w:szCs w:val="18"/>
+                <w:color w:val="000000"/>
+              </w:rPr>
+            </w:pPr>
+            <w:r xmlns:w="http://schemas.openxmlformats.org/wordprocessingml/2006/main" xmlns:wp="http://schemas.openxmlformats.org/drawingml/2006/wordprocessingDrawing" xmlns:r="http://schemas.openxmlformats.org/officeDocument/2006/relationships" xmlns:w14="http://schemas.microsoft.com/office/word/2010/wordml">
+              <w:rPr>
+                <w:rFonts w:ascii="Times New Roman" w:hAnsi="Times New Roman" w:eastAsia="Times New Roman" w:cs="Times New Roman"/>
+                <w:i w:val="false"/>
+                <w:b w:val="false"/>
+                <w:u w:val="none"/>
+                <w:strike w:val="false"/>
+                <w:sz w:val="18"/>
+                <w:szCs w:val="18"/>
+                <w:color w:val="000000"/>
+              </w:rPr>
+              <w:t xml:space="preserve">1, 13, 15, 16, 25, 32, 34, 35, 40, 45</w:t>
+            </w:r>
+          </w:p>
+        </w:tc>
+        <w:tc>
+          <w:tcPr>
+            <w:tcBorders>
+              <w:bottom w:val="single" w:sz="12" w:space="0" w:color="666666"/>
+              <w:top w:val="none" w:sz="0" w:space="0" w:color="000000"/>
+              <w:left w:val="none" w:sz="0" w:space="0" w:color="000000"/>
+              <w:right w:val="none" w:sz="0" w:space="0" w:color="000000"/>
+            </w:tcBorders>
+            <w:shd w:val="clear" w:color="auto" w:fill="FFFFFF"/>
+            <w:tcMar>
+              <w:top w:w="0" w:type="dxa"/>
+              <w:bottom w:w="0" w:type="dxa"/>
+              <w:left w:w="0" w:type="dxa"/>
+              <w:right w:w="0" w:type="dxa"/>
+            </w:tcMar>
+            <w:vAlign w:val="center"/>
+          </w:tcPr>
+          <w:p>
+            <w:pPr>
+              <w:jc w:val="left"/>
+              <w:pBdr>
+                <w:bottom w:val="none" w:sz="0" w:space="0" w:color="000000"/>
+                <w:top w:val="none" w:sz="0" w:space="0" w:color="000000"/>
+                <w:left w:val="none" w:sz="0" w:space="0" w:color="000000"/>
+                <w:right w:val="none" w:sz="0" w:space="0" w:color="000000"/>
+              </w:pBdr>
+              <w:spacing w:after="60" w:before="60" w:line="240"/>
+              <w:ind w:left="60" w:right="60" w:firstLine="0" w:firstLineChars="0"/>
+              <w:rPr>
+                <w:rFonts w:ascii="Times New Roman" w:hAnsi="Times New Roman" w:eastAsia="Times New Roman" w:cs="Times New Roman"/>
+                <w:i w:val="false"/>
+                <w:b w:val="false"/>
+                <w:u w:val="none"/>
+                <w:strike w:val="false"/>
+                <w:sz w:val="18"/>
+                <w:szCs w:val="18"/>
+                <w:color w:val="000000"/>
+              </w:rPr>
+            </w:pPr>
+            <w:r xmlns:w="http://schemas.openxmlformats.org/wordprocessingml/2006/main" xmlns:wp="http://schemas.openxmlformats.org/drawingml/2006/wordprocessingDrawing" xmlns:r="http://schemas.openxmlformats.org/officeDocument/2006/relationships" xmlns:w14="http://schemas.microsoft.com/office/word/2010/wordml">
+              <w:rPr>
+                <w:rFonts w:ascii="Times New Roman" w:hAnsi="Times New Roman" w:eastAsia="Times New Roman" w:cs="Times New Roman"/>
+                <w:i w:val="false"/>
+                <w:b w:val="false"/>
+                <w:u w:val="none"/>
+                <w:strike w:val="false"/>
+                <w:sz w:val="18"/>
+                <w:szCs w:val="18"/>
+                <w:color w:val="000000"/>
+              </w:rPr>
+              <w:t xml:space="preserve">p-Factor</w:t>
+            </w:r>
+          </w:p>
+        </w:tc>
+        <w:tc>
+          <w:tcPr>
+            <w:tcBorders>
+              <w:bottom w:val="single" w:sz="12" w:space="0" w:color="666666"/>
+              <w:top w:val="none" w:sz="0" w:space="0" w:color="000000"/>
+              <w:left w:val="none" w:sz="0" w:space="0" w:color="000000"/>
+              <w:right w:val="none" w:sz="0" w:space="0" w:color="000000"/>
+            </w:tcBorders>
+            <w:shd w:val="clear" w:color="auto" w:fill="FFFFFF"/>
+            <w:tcMar>
+              <w:top w:w="0" w:type="dxa"/>
+              <w:bottom w:w="0" w:type="dxa"/>
+              <w:left w:w="0" w:type="dxa"/>
+              <w:right w:w="0" w:type="dxa"/>
+            </w:tcMar>
+            <w:vAlign w:val="center"/>
+          </w:tcPr>
+          <w:p>
+            <w:pPr>
+              <w:jc w:val="left"/>
+              <w:pBdr>
+                <w:bottom w:val="none" w:sz="0" w:space="0" w:color="000000"/>
+                <w:top w:val="none" w:sz="0" w:space="0" w:color="000000"/>
+                <w:left w:val="none" w:sz="0" w:space="0" w:color="000000"/>
+                <w:right w:val="none" w:sz="0" w:space="0" w:color="000000"/>
+              </w:pBdr>
+              <w:spacing w:after="60" w:before="60" w:line="240"/>
+              <w:ind w:left="60" w:right="60" w:firstLine="0" w:firstLineChars="0"/>
+              <w:rPr>
+                <w:rFonts w:ascii="Times New Roman" w:hAnsi="Times New Roman" w:eastAsia="Times New Roman" w:cs="Times New Roman"/>
+                <w:i w:val="false"/>
+                <w:b w:val="false"/>
+                <w:u w:val="none"/>
+                <w:strike w:val="false"/>
+                <w:sz w:val="18"/>
+                <w:szCs w:val="18"/>
+                <w:color w:val="000000"/>
+              </w:rPr>
+            </w:pPr>
+            <w:r xmlns:w="http://schemas.openxmlformats.org/wordprocessingml/2006/main" xmlns:wp="http://schemas.openxmlformats.org/drawingml/2006/wordprocessingDrawing" xmlns:r="http://schemas.openxmlformats.org/officeDocument/2006/relationships" xmlns:w14="http://schemas.microsoft.com/office/word/2010/wordml">
+              <w:rPr>
+                <w:rFonts w:ascii="Times New Roman" w:hAnsi="Times New Roman" w:eastAsia="Times New Roman" w:cs="Times New Roman"/>
+                <w:i w:val="false"/>
+                <w:b w:val="false"/>
+                <w:u w:val="none"/>
+                <w:strike w:val="false"/>
+                <w:sz w:val="18"/>
+                <w:szCs w:val="18"/>
+                <w:color w:val="000000"/>
+              </w:rPr>
+              <w:t xml:space="preserve">1, 6, 11, 14, 22, 23, 25, 28, 31, 32, 35, 37</w:t>
+            </w:r>
+          </w:p>
+        </w:tc>
+      </w:tr>
+    </w:tbl>
     <w:sectPr>
+      <w:headerReference r:id="rId9" w:type="default"/>
+      <w:footerReference r:id="rId10" w:type="default"/>
       <w:pgSz w:h="15840" w:w="12240"/>
       <w:pgMar w:bottom="1080" w:footer="720" w:gutter="0" w:header="720" w:left="1080" w:right="1080" w:top="1080"/>
       <w:cols w:space="720"/>
@@ -12484,6 +13616,31 @@
 
 <file path=word/comments.xml><?xml version="1.0" encoding="utf-8"?>
 <w:comments xmlns:w="http://schemas.openxmlformats.org/wordprocessingml/2006/main" xmlns:m="http://schemas.openxmlformats.org/officeDocument/2006/math" xmlns:r="http://schemas.openxmlformats.org/officeDocument/2006/relationships" xmlns:o="urn:schemas-microsoft-com:office:office" xmlns:v="urn:schemas-microsoft-com:vml" xmlns:w10="urn:schemas-microsoft-com:office:word" xmlns:a="http://schemas.openxmlformats.org/drawingml/2006/main" xmlns:pic="http://schemas.openxmlformats.org/drawingml/2006/picture" xmlns:wp="http://schemas.openxmlformats.org/drawingml/2006/wordprocessingDrawing"/>
+</file>
+
+<file path=word/footer1.xml><?xml version="1.0" encoding="utf-8"?>
+<w:ftr xmlns:wpc="http://schemas.microsoft.com/office/word/2010/wordprocessingCanvas" xmlns:cx="http://schemas.microsoft.com/office/drawing/2014/chartex" xmlns:cx1="http://schemas.microsoft.com/office/drawing/2015/9/8/chartex" xmlns:cx2="http://schemas.microsoft.com/office/drawing/2015/10/21/chartex" xmlns:cx3="http://schemas.microsoft.com/office/drawing/2016/5/9/chartex" xmlns:cx4="http://schemas.microsoft.com/office/drawing/2016/5/10/chartex" xmlns:cx5="http://schemas.microsoft.com/office/drawing/2016/5/11/chartex" xmlns:cx6="http://schemas.microsoft.com/office/drawing/2016/5/12/chartex" xmlns:cx7="http://schemas.microsoft.com/office/drawing/2016/5/13/chartex" xmlns:cx8="http://schemas.microsoft.com/office/drawing/2016/5/14/chartex" xmlns:mc="http://schemas.openxmlformats.org/markup-compatibility/2006" xmlns:aink="http://schemas.microsoft.com/office/drawing/2016/ink" xmlns:am3d="http://schemas.microsoft.com/office/drawing/2017/model3d" xmlns:o="urn:schemas-microsoft-com:office:office" xmlns:oel="http://schemas.microsoft.com/office/2019/extlst" xmlns:r="http://schemas.openxmlformats.org/officeDocument/2006/relationships" xmlns:m="http://schemas.openxmlformats.org/officeDocument/2006/math" xmlns:v="urn:schemas-microsoft-com:vml" xmlns:wp14="http://schemas.microsoft.com/office/word/2010/wordprocessingDrawing" xmlns:wp="http://schemas.openxmlformats.org/drawingml/2006/wordprocessingDrawing" xmlns:w10="urn:schemas-microsoft-com:office:word" xmlns:w="http://schemas.openxmlformats.org/wordprocessingml/2006/main" xmlns:w14="http://schemas.microsoft.com/office/word/2010/wordml" xmlns:w15="http://schemas.microsoft.com/office/word/2012/wordml" xmlns:w16cex="http://schemas.microsoft.com/office/word/2018/wordml/cex" xmlns:w16cid="http://schemas.microsoft.com/office/word/2016/wordml/cid" xmlns:w16="http://schemas.microsoft.com/office/word/2018/wordml" xmlns:w16du="http://schemas.microsoft.com/office/word/2023/wordml/word16du" xmlns:w16sdtdh="http://schemas.microsoft.com/office/word/2020/wordml/sdtdatahash" xmlns:w16sdtfl="http://schemas.microsoft.com/office/word/2024/wordml/sdtformatlock" xmlns:w16se="http://schemas.microsoft.com/office/word/2015/wordml/symex" xmlns:wpg="http://schemas.microsoft.com/office/word/2010/wordprocessingGroup" xmlns:wpi="http://schemas.microsoft.com/office/word/2010/wordprocessingInk" xmlns:wne="http://schemas.microsoft.com/office/word/2006/wordml" xmlns:wps="http://schemas.microsoft.com/office/word/2010/wordprocessingShape" mc:Ignorable="w14 w15 w16se w16cid w16 w16cex w16sdtdh w16sdtfl w16du wp14">
+  <w:p>
+    <w:pPr>
+      <w:pStyle w:val="Footer"/>
+      <w:spacing w:after="40"/>
+    </w:pPr>
+    <w:r>
+      <w:tab/>
+    </w:r>
+    <w:r>
+      <w:tab/>
+    </w:r>
+    <w:r>
+      <w:rPr>
+        <w:color w:val="808080" w:themeColor="background1" w:themeShade="80"/>
+        <w:sz w:val="18"/>
+        <w:szCs w:val="22"/>
+      </w:rPr>
+      <w:t>Copyright 2024 © Hierarchical Taxonomy of Psychopathology Society</w:t>
+    </w:r>
+  </w:p>
+</w:ftr>
 </file>
 
 <file path=word/footnotes.xml><?xml version="1.0" encoding="utf-8"?>
@@ -12503,6 +13660,38 @@
     </w:p>
   </w:footnote>
 </w:footnotes>
+</file>
+
+<file path=word/header1.xml><?xml version="1.0" encoding="utf-8"?>
+<w:hdr xmlns:wpc="http://schemas.microsoft.com/office/word/2010/wordprocessingCanvas" xmlns:cx="http://schemas.microsoft.com/office/drawing/2014/chartex" xmlns:cx1="http://schemas.microsoft.com/office/drawing/2015/9/8/chartex" xmlns:cx2="http://schemas.microsoft.com/office/drawing/2015/10/21/chartex" xmlns:cx3="http://schemas.microsoft.com/office/drawing/2016/5/9/chartex" xmlns:cx4="http://schemas.microsoft.com/office/drawing/2016/5/10/chartex" xmlns:cx5="http://schemas.microsoft.com/office/drawing/2016/5/11/chartex" xmlns:cx6="http://schemas.microsoft.com/office/drawing/2016/5/12/chartex" xmlns:cx7="http://schemas.microsoft.com/office/drawing/2016/5/13/chartex" xmlns:cx8="http://schemas.microsoft.com/office/drawing/2016/5/14/chartex" xmlns:mc="http://schemas.openxmlformats.org/markup-compatibility/2006" xmlns:aink="http://schemas.microsoft.com/office/drawing/2016/ink" xmlns:am3d="http://schemas.microsoft.com/office/drawing/2017/model3d" xmlns:o="urn:schemas-microsoft-com:office:office" xmlns:oel="http://schemas.microsoft.com/office/2019/extlst" xmlns:r="http://schemas.openxmlformats.org/officeDocument/2006/relationships" xmlns:m="http://schemas.openxmlformats.org/officeDocument/2006/math" xmlns:v="urn:schemas-microsoft-com:vml" xmlns:wp14="http://schemas.microsoft.com/office/word/2010/wordprocessingDrawing" xmlns:wp="http://schemas.openxmlformats.org/drawingml/2006/wordprocessingDrawing" xmlns:w10="urn:schemas-microsoft-com:office:word" xmlns:w="http://schemas.openxmlformats.org/wordprocessingml/2006/main" xmlns:w14="http://schemas.microsoft.com/office/word/2010/wordml" xmlns:w15="http://schemas.microsoft.com/office/word/2012/wordml" xmlns:w16cex="http://schemas.microsoft.com/office/word/2018/wordml/cex" xmlns:w16cid="http://schemas.microsoft.com/office/word/2016/wordml/cid" xmlns:w16="http://schemas.microsoft.com/office/word/2018/wordml" xmlns:w16du="http://schemas.microsoft.com/office/word/2023/wordml/word16du" xmlns:w16sdtdh="http://schemas.microsoft.com/office/word/2020/wordml/sdtdatahash" xmlns:w16sdtfl="http://schemas.microsoft.com/office/word/2024/wordml/sdtformatlock" xmlns:w16se="http://schemas.microsoft.com/office/word/2015/wordml/symex" xmlns:wpg="http://schemas.microsoft.com/office/word/2010/wordprocessingGroup" xmlns:wpi="http://schemas.microsoft.com/office/word/2010/wordprocessingInk" xmlns:wne="http://schemas.microsoft.com/office/word/2006/wordml" xmlns:wps="http://schemas.microsoft.com/office/word/2010/wordprocessingShape" mc:Ignorable="w14 w15 w16se w16cid w16 w16cex w16sdtdh w16sdtfl w16du wp14">
+  <w:p>
+    <w:pPr>
+      <w:pStyle w:val="Footer"/>
+      <w:tabs>
+        <w:tab w:val="clear" w:pos="9360"/>
+        <w:tab w:val="right" w:pos="10080"/>
+      </w:tabs>
+      <w:rPr>
+        <w:color w:val="808080" w:themeColor="background1" w:themeShade="80"/>
+        <w:sz w:val="18"/>
+        <w:szCs w:val="22"/>
+      </w:rPr>
+    </w:pPr>
+    <w:r>
+      <w:rPr>
+        <w:b/>
+        <w:bCs/>
+      </w:rPr>
+      <w:t>HiTOP-BR (v1.0)</w:t>
+    </w:r>
+    <w:r>
+      <w:tab/>
+    </w:r>
+    <w:r>
+      <w:tab/>
+    </w:r>
+  </w:p>
+</w:hdr>
 </file>
 
 <file path=word/numbering.xml><?xml version="1.0" encoding="utf-8"?>
@@ -13511,6 +14700,58 @@
       <w:spacing w:val="5"/>
     </w:rPr>
   </w:style>
+  <w:style w:styleId="Header" w:type="paragraph">
+    <w:name w:val="header"/>
+    <w:basedOn w:val="Normal"/>
+    <w:link w:val="HeaderChar"/>
+    <w:uiPriority w:val="99"/>
+    <w:unhideWhenUsed/>
+    <w:rsid w:val="00560DFA"/>
+    <w:pPr>
+      <w:tabs>
+        <w:tab w:pos="4680" w:val="center"/>
+        <w:tab w:pos="9360" w:val="right"/>
+      </w:tabs>
+      <w:spacing w:after="0" w:line="240" w:lineRule="auto"/>
+    </w:pPr>
+  </w:style>
+  <w:style w:customStyle="1" w:styleId="HeaderChar" w:type="character">
+    <w:name w:val="Header Char"/>
+    <w:basedOn w:val="DefaultParagraphFont"/>
+    <w:link w:val="Header"/>
+    <w:uiPriority w:val="99"/>
+    <w:rsid w:val="00560DFA"/>
+    <w:rPr>
+      <w:rFonts w:ascii="Times New Roman" w:hAnsi="Times New Roman"/>
+      <w:sz w:val="20"/>
+    </w:rPr>
+  </w:style>
+  <w:style w:styleId="Footer" w:type="paragraph">
+    <w:name w:val="footer"/>
+    <w:basedOn w:val="Normal"/>
+    <w:link w:val="FooterChar"/>
+    <w:uiPriority w:val="99"/>
+    <w:unhideWhenUsed/>
+    <w:rsid w:val="00560DFA"/>
+    <w:pPr>
+      <w:tabs>
+        <w:tab w:pos="4680" w:val="center"/>
+        <w:tab w:pos="9360" w:val="right"/>
+      </w:tabs>
+      <w:spacing w:after="0" w:line="240" w:lineRule="auto"/>
+    </w:pPr>
+  </w:style>
+  <w:style w:customStyle="1" w:styleId="FooterChar" w:type="character">
+    <w:name w:val="Footer Char"/>
+    <w:basedOn w:val="DefaultParagraphFont"/>
+    <w:link w:val="Footer"/>
+    <w:uiPriority w:val="99"/>
+    <w:rsid w:val="00560DFA"/>
+    <w:rPr>
+      <w:rFonts w:ascii="Times New Roman" w:hAnsi="Times New Roman"/>
+      <w:sz w:val="20"/>
+    </w:rPr>
+  </w:style>
   <w:style w:type="paragraph" w:customStyle="1" w:styleId="SourceCode">
     <w:name w:val="Source Code"/>
     <w:basedOn w:val="Normal"/>
